--- a/docs/software-architecture-report.docx
+++ b/docs/software-architecture-report.docx
@@ -17,7 +17,7 @@
     </w:p>
     <w:p>
       <w:r>
-        <w:t>Portfolio edition of an SNHU CS-230 design report. The Gaming Room and Creative Technology Solutions are part of the supplied academic scenario, not a professional client engagement. This report presents design analysis; it does not include or demonstrate a running application.</w:t>
+        <w:t>An undergraduate software design study using the supplied Gaming Room scenario and domain model. The report proposes a browser-based multiplayer architecture and explains the requirements, platform choices, and shared-state decisions. The deliverable is design analysis.</w:t>
       </w:r>
     </w:p>
     <w:p>
@@ -87,7 +87,7 @@
     </w:p>
     <w:p>
       <w:r>
-        <w:t>The following explains the course domain model. The original graphic is omitted because its authorship and redistribution status have not been established; the explanation is not a claim of original authorship of the supplied class structure.</w:t>
+        <w:t>The following explains the supplied domain model and the responsibilities of its classes.</w:t>
       </w:r>
     </w:p>
     <w:p>
@@ -264,19 +264,6 @@
     <w:p>
       <w:r>
         <w:t>Protect credentials and stored data, authorize actions server-side, and encrypt network traffic. Clients should receive only the information needed for their session, and the service must verify access before accepting state changes. Restrict access to application files and storage through server and operating-system permissions. Centralized validation reduces reliance on client trust, but does not remove the need for secure implementation, configuration, and testing.</w:t>
-      </w:r>
-    </w:p>
-    <w:p>
-      <w:pPr>
-        <w:pStyle w:val="Heading1"/>
-      </w:pPr>
-      <w:r>
-        <w:t>Scope and Portfolio Notes</w:t>
-      </w:r>
-    </w:p>
-    <w:p>
-      <w:r>
-        <w:t>This edition retains the original requirements analysis, domain explanation, platform comparison, and recommendations, with focused technical corrections and clearer presentation. The supplied template instructions, scenario logo, and unverified UML graphic are omitted. The platform comparison is reorganized for readability. No performance, security, deployment, or runtime validation is claimed. AI assistance was used in preparing this portfolio edition; the underlying coursework should be read as an academic design exercise.</w:t>
       </w:r>
     </w:p>
     <w:p>
